--- a/Projeto Aplicado I.docx
+++ b/Projeto Aplicado I.docx
@@ -4983,18 +4983,8 @@
                 <w:sz w:val="18"/>
                 <w:szCs w:val="18"/>
               </w:rPr>
-              <w:t>NU_ANO_</w:t>
-            </w:r>
-            <w:proofErr w:type="gramStart"/>
-            <w:r>
-              <w:rPr>
-                <w:rFonts w:ascii="Arial" w:eastAsia="Arial" w:hAnsi="Arial" w:cs="Arial"/>
-                <w:sz w:val="18"/>
-                <w:szCs w:val="18"/>
-              </w:rPr>
-              <w:t>REFERENCIA</w:t>
-            </w:r>
-            <w:proofErr w:type="gramEnd"/>
+              <w:t>NU_ANO_REFERENCIA</w:t>
+            </w:r>
           </w:p>
         </w:tc>
         <w:tc>
@@ -8214,28 +8204,8 @@
         <w:jc w:val="both"/>
       </w:pPr>
       <w:r>
-        <w:t xml:space="preserve">O </w:t>
-      </w:r>
-      <w:proofErr w:type="spellStart"/>
-      <w:r>
-        <w:t>dataset</w:t>
-      </w:r>
-      <w:proofErr w:type="spellEnd"/>
-      <w:r>
-        <w:t xml:space="preserve"> utilizado foi coletado do repositório dados.gov.br, dado do INEP acerca dos indicadores de fluxo da educação superior tendo como base o período de 2016 a 2022.</w:t>
-      </w:r>
-    </w:p>
-    <w:p>
-      <w:pPr>
-        <w:pStyle w:val="Tit"/>
-        <w:spacing w:line="360" w:lineRule="auto"/>
-      </w:pPr>
-    </w:p>
-    <w:p>
-      <w:pPr>
-        <w:pStyle w:val="Tit"/>
-        <w:spacing w:line="360" w:lineRule="auto"/>
-      </w:pPr>
+        <w:t>O dataset utilizado foi coletado do repositório dados.gov.br, dado do INEP acerca dos indicadores de fluxo da educação superior tendo como base o período de 2016 a 2022.</w:t>
+      </w:r>
     </w:p>
     <w:p>
       <w:pPr>
@@ -8247,6 +8217,7 @@
         <w:spacing w:line="360" w:lineRule="auto"/>
       </w:pPr>
       <w:r>
+        <w:lastRenderedPageBreak/>
         <w:t>GITHUB</w:t>
       </w:r>
     </w:p>
@@ -8261,25 +8232,7 @@
           <w:b w:val="0"/>
           <w:bCs w:val="0"/>
         </w:rPr>
-        <w:t xml:space="preserve">Link para o repositório no </w:t>
-      </w:r>
-      <w:proofErr w:type="spellStart"/>
-      <w:r>
-        <w:rPr>
-          <w:rStyle w:val="textChar"/>
-          <w:b w:val="0"/>
-          <w:bCs w:val="0"/>
-        </w:rPr>
-        <w:t>Github</w:t>
-      </w:r>
-      <w:proofErr w:type="spellEnd"/>
-      <w:r>
-        <w:rPr>
-          <w:rStyle w:val="textChar"/>
-          <w:b w:val="0"/>
-          <w:bCs w:val="0"/>
-        </w:rPr>
-        <w:t xml:space="preserve">: </w:t>
+        <w:t xml:space="preserve">Link para o repositório no Github: </w:t>
       </w:r>
       <w:hyperlink r:id="rId7">
         <w:r>
@@ -8321,19 +8274,24 @@
         <w:pStyle w:val="text"/>
         <w:spacing w:line="360" w:lineRule="auto"/>
         <w:rPr>
-          <w:sz w:val="18"/>
-          <w:szCs w:val="18"/>
-        </w:rPr>
-      </w:pPr>
-      <w:r>
-        <w:rPr>
-          <w:noProof/>
+          <w:b/>
+          <w:bCs/>
+          <w:sz w:val="20"/>
+          <w:szCs w:val="20"/>
+        </w:rPr>
+      </w:pPr>
+      <w:r>
+        <w:rPr>
+          <w:b/>
+          <w:bCs/>
+          <w:sz w:val="20"/>
+          <w:szCs w:val="20"/>
         </w:rPr>
         <w:drawing>
-          <wp:inline distT="0" distB="0" distL="0" distR="0" wp14:anchorId="5F2B2606" wp14:editId="22EEA010">
-            <wp:extent cx="5724525" cy="3028950"/>
-            <wp:effectExtent l="0" t="0" r="0" b="0"/>
-            <wp:docPr id="133096169" name="Imagem 133096169"/>
+          <wp:inline distT="0" distB="0" distL="0" distR="0" wp14:anchorId="5AF2CDCB" wp14:editId="5C3B7BD9">
+            <wp:extent cx="5731510" cy="3021330"/>
+            <wp:effectExtent l="0" t="0" r="2540" b="7620"/>
+            <wp:docPr id="1669628488" name="Imagem 1" descr="Gráfico, Gráfico de cascata&#10;&#10;Descrição gerada automaticamente"/>
             <wp:cNvGraphicFramePr>
               <a:graphicFrameLocks xmlns:a="http://schemas.openxmlformats.org/drawingml/2006/main" noChangeAspect="1"/>
             </wp:cNvGraphicFramePr>
@@ -8341,17 +8299,11 @@
               <a:graphicData uri="http://schemas.openxmlformats.org/drawingml/2006/picture">
                 <pic:pic xmlns:pic="http://schemas.openxmlformats.org/drawingml/2006/picture">
                   <pic:nvPicPr>
-                    <pic:cNvPr id="0" name=""/>
+                    <pic:cNvPr id="1669628488" name="Imagem 1" descr="Gráfico, Gráfico de cascata&#10;&#10;Descrição gerada automaticamente"/>
                     <pic:cNvPicPr/>
                   </pic:nvPicPr>
                   <pic:blipFill>
-                    <a:blip r:embed="rId8">
-                      <a:extLst>
-                        <a:ext uri="{28A0092B-C50C-407E-A947-70E740481C1C}">
-                          <a14:useLocalDpi xmlns:a14="http://schemas.microsoft.com/office/drawing/2010/main" val="0"/>
-                        </a:ext>
-                      </a:extLst>
-                    </a:blip>
+                    <a:blip r:embed="rId8"/>
                     <a:stretch>
                       <a:fillRect/>
                     </a:stretch>
@@ -8359,7 +8311,7 @@
                   <pic:spPr>
                     <a:xfrm>
                       <a:off x="0" y="0"/>
-                      <a:ext cx="5724525" cy="3028950"/>
+                      <a:ext cx="5731510" cy="3021330"/>
                     </a:xfrm>
                     <a:prstGeom prst="rect">
                       <a:avLst/>
@@ -8371,21 +8323,32 @@
           </wp:inline>
         </w:drawing>
       </w:r>
+    </w:p>
+    <w:p>
+      <w:pPr>
+        <w:pStyle w:val="text"/>
+        <w:spacing w:line="360" w:lineRule="auto"/>
+        <w:jc w:val="center"/>
+        <w:rPr>
+          <w:sz w:val="18"/>
+          <w:szCs w:val="18"/>
+        </w:rPr>
+      </w:pPr>
       <w:r>
         <w:rPr>
           <w:b/>
           <w:bCs/>
-          <w:sz w:val="20"/>
-          <w:szCs w:val="20"/>
+          <w:sz w:val="18"/>
+          <w:szCs w:val="18"/>
         </w:rPr>
         <w:t>Figura 1</w:t>
       </w:r>
       <w:r>
         <w:rPr>
-          <w:sz w:val="20"/>
-          <w:szCs w:val="20"/>
-        </w:rPr>
-        <w:t xml:space="preserve"> - Cronograma de atividades. </w:t>
+          <w:sz w:val="18"/>
+          <w:szCs w:val="18"/>
+        </w:rPr>
+        <w:t xml:space="preserve"> - Cronograma de atividades.</w:t>
       </w:r>
     </w:p>
     <w:p>
@@ -8396,19 +8359,6 @@
           <w:sz w:val="18"/>
           <w:szCs w:val="18"/>
         </w:rPr>
-      </w:pPr>
-      <w:r>
-        <w:rPr>
-          <w:sz w:val="20"/>
-          <w:szCs w:val="20"/>
-        </w:rPr>
-        <w:t>Fonte: Elaboração própria (2024).</w:t>
-      </w:r>
-    </w:p>
-    <w:p>
-      <w:pPr>
-        <w:pStyle w:val="Tit"/>
-        <w:spacing w:line="360" w:lineRule="auto"/>
       </w:pPr>
     </w:p>
     <w:p>
@@ -8472,17 +8422,7 @@
           <w:sz w:val="24"/>
           <w:szCs w:val="24"/>
         </w:rPr>
-        <w:t xml:space="preserve"> O Instituto Nacional de Estudos e Pesquisas Educacionais Anísio Teixeira (INEP) é uma autarquia federal vinculada ao Ministério da Educação (MEC) do Brasil, </w:t>
-      </w:r>
-      <w:r>
-        <w:rPr>
-          <w:rFonts w:ascii="Arial" w:eastAsia="Arial" w:hAnsi="Arial" w:cs="Arial"/>
-          <w:color w:val="0D0D0D" w:themeColor="text1" w:themeTint="F2"/>
-          <w:sz w:val="24"/>
-          <w:szCs w:val="24"/>
-        </w:rPr>
-        <w:lastRenderedPageBreak/>
-        <w:t>responsável por desenvolver e coordenar estudos, pesquisas e avaliações educacionais no país.</w:t>
+        <w:t xml:space="preserve"> O Instituto Nacional de Estudos e Pesquisas Educacionais Anísio Teixeira (INEP) é uma autarquia federal vinculada ao Ministério da Educação (MEC) do Brasil, responsável por desenvolver e coordenar estudos, pesquisas e avaliações educacionais no país.</w:t>
       </w:r>
     </w:p>
     <w:p>
@@ -8520,7 +8460,17 @@
           <w:sz w:val="24"/>
           <w:szCs w:val="24"/>
         </w:rPr>
-        <w:t xml:space="preserve"> A base de dados que estamos utilizando contém indicadores de fluxo da educação superior, os quais são produzidos a partir das informações coletadas pelo Censo da Educação Superior. Esses indicadores analisam o acompanhamento dos estudantes desde o ingresso em um curso de graduação até a sua saída, seja por conclusão ou desistência do curso.</w:t>
+        <w:t xml:space="preserve"> A base de dados que estamos utilizando contém indicadores de fluxo da educação superior, os quais são produzidos a partir das informações coletadas </w:t>
+      </w:r>
+      <w:r>
+        <w:rPr>
+          <w:rFonts w:ascii="Arial" w:eastAsia="Arial" w:hAnsi="Arial" w:cs="Arial"/>
+          <w:color w:val="0D0D0D" w:themeColor="text1" w:themeTint="F2"/>
+          <w:sz w:val="24"/>
+          <w:szCs w:val="24"/>
+        </w:rPr>
+        <w:lastRenderedPageBreak/>
+        <w:t>pelo Censo da Educação Superior. Esses indicadores analisam o acompanhamento dos estudantes desde o ingresso em um curso de graduação até a sua saída, seja por conclusão ou desistência do curso.</w:t>
       </w:r>
     </w:p>
     <w:p>
@@ -8666,9 +8616,8 @@
           <w:sz w:val="24"/>
           <w:szCs w:val="24"/>
         </w:rPr>
-        <w:t xml:space="preserve">utilizada uma base em formato </w:t>
-      </w:r>
-      <w:proofErr w:type="spellStart"/>
+        <w:t xml:space="preserve">utilizada uma base em formato xlsx, importada </w:t>
+      </w:r>
       <w:r>
         <w:rPr>
           <w:rFonts w:ascii="Arial" w:eastAsia="Arial" w:hAnsi="Arial" w:cs="Arial"/>
@@ -8676,9 +8625,8 @@
           <w:sz w:val="24"/>
           <w:szCs w:val="24"/>
         </w:rPr>
-        <w:t>xlsx</w:t>
-      </w:r>
-      <w:proofErr w:type="spellEnd"/>
+        <w:t xml:space="preserve">via Python usando a biblioteca </w:t>
+      </w:r>
       <w:r>
         <w:rPr>
           <w:rFonts w:ascii="Arial" w:eastAsia="Arial" w:hAnsi="Arial" w:cs="Arial"/>
@@ -8686,7 +8634,7 @@
           <w:sz w:val="24"/>
           <w:szCs w:val="24"/>
         </w:rPr>
-        <w:t xml:space="preserve">, importada </w:t>
+        <w:t xml:space="preserve">“Pandas” para ser utilizado </w:t>
       </w:r>
       <w:r>
         <w:rPr>
@@ -8695,7 +8643,7 @@
           <w:sz w:val="24"/>
           <w:szCs w:val="24"/>
         </w:rPr>
-        <w:t xml:space="preserve">via Python usando a biblioteca </w:t>
+        <w:t>em</w:t>
       </w:r>
       <w:r>
         <w:rPr>
@@ -8704,7 +8652,7 @@
           <w:sz w:val="24"/>
           <w:szCs w:val="24"/>
         </w:rPr>
-        <w:t xml:space="preserve">“Pandas” para ser utilizado </w:t>
+        <w:t xml:space="preserve"> um</w:t>
       </w:r>
       <w:r>
         <w:rPr>
@@ -8713,37 +8661,8 @@
           <w:sz w:val="24"/>
           <w:szCs w:val="24"/>
         </w:rPr>
-        <w:t>em</w:t>
-      </w:r>
-      <w:r>
-        <w:rPr>
-          <w:rFonts w:ascii="Arial" w:eastAsia="Arial" w:hAnsi="Arial" w:cs="Arial"/>
-          <w:color w:val="0D0D0D" w:themeColor="text1" w:themeTint="F2"/>
-          <w:sz w:val="24"/>
-          <w:szCs w:val="24"/>
-        </w:rPr>
-        <w:t xml:space="preserve"> um</w:t>
-      </w:r>
-      <w:r>
-        <w:rPr>
-          <w:rFonts w:ascii="Arial" w:eastAsia="Arial" w:hAnsi="Arial" w:cs="Arial"/>
-          <w:color w:val="0D0D0D" w:themeColor="text1" w:themeTint="F2"/>
-          <w:sz w:val="24"/>
-          <w:szCs w:val="24"/>
-        </w:rPr>
-        <w:t xml:space="preserve"> script de notebook </w:t>
-      </w:r>
-      <w:proofErr w:type="spellStart"/>
-      <w:r>
-        <w:rPr>
-          <w:rFonts w:ascii="Arial" w:eastAsia="Arial" w:hAnsi="Arial" w:cs="Arial"/>
-          <w:color w:val="0D0D0D" w:themeColor="text1" w:themeTint="F2"/>
-          <w:sz w:val="24"/>
-          <w:szCs w:val="24"/>
-        </w:rPr>
-        <w:t>Jupyter</w:t>
-      </w:r>
-      <w:proofErr w:type="spellEnd"/>
+        <w:t xml:space="preserve"> script de notebook Jupyter</w:t>
+      </w:r>
       <w:r>
         <w:rPr>
           <w:rFonts w:ascii="Arial" w:eastAsia="Arial" w:hAnsi="Arial" w:cs="Arial"/>
@@ -8802,6 +8721,70 @@
     </w:p>
     <w:p>
       <w:pPr>
+        <w:pStyle w:val="text"/>
+        <w:spacing w:line="360" w:lineRule="auto"/>
+        <w:jc w:val="center"/>
+        <w:rPr>
+          <w:sz w:val="16"/>
+          <w:szCs w:val="16"/>
+        </w:rPr>
+      </w:pPr>
+      <w:r>
+        <w:rPr>
+          <w:b/>
+          <w:bCs/>
+          <w:sz w:val="18"/>
+          <w:szCs w:val="18"/>
+        </w:rPr>
+        <w:t xml:space="preserve">Figura </w:t>
+      </w:r>
+      <w:r>
+        <w:rPr>
+          <w:b/>
+          <w:bCs/>
+          <w:sz w:val="18"/>
+          <w:szCs w:val="18"/>
+        </w:rPr>
+        <w:t>2</w:t>
+      </w:r>
+      <w:r>
+        <w:rPr>
+          <w:sz w:val="18"/>
+          <w:szCs w:val="18"/>
+        </w:rPr>
+        <w:t xml:space="preserve"> </w:t>
+      </w:r>
+      <w:r>
+        <w:rPr>
+          <w:sz w:val="18"/>
+          <w:szCs w:val="18"/>
+        </w:rPr>
+        <w:t>–</w:t>
+      </w:r>
+      <w:r>
+        <w:rPr>
+          <w:sz w:val="18"/>
+          <w:szCs w:val="18"/>
+        </w:rPr>
+        <w:t xml:space="preserve"> </w:t>
+      </w:r>
+      <w:r>
+        <w:rPr>
+          <w:sz w:val="18"/>
+          <w:szCs w:val="18"/>
+        </w:rPr>
+        <w:t>Leitura da base</w:t>
+      </w:r>
+      <w:r>
+        <w:rPr>
+          <w:sz w:val="18"/>
+          <w:szCs w:val="18"/>
+        </w:rPr>
+        <w:t>.</w:t>
+      </w:r>
+    </w:p>
+    <w:p>
+      <w:pPr>
         <w:spacing w:line="360" w:lineRule="auto"/>
         <w:jc w:val="both"/>
       </w:pPr>
@@ -8852,7 +8835,6 @@
           <w:sz w:val="24"/>
           <w:szCs w:val="24"/>
         </w:rPr>
-        <w:lastRenderedPageBreak/>
         <w:t>PROPRIETÁRIO DOS DADOS:</w:t>
       </w:r>
       <w:r>
@@ -8887,14 +8869,9 @@
           <w:sz w:val="24"/>
           <w:szCs w:val="24"/>
         </w:rPr>
+        <w:lastRenderedPageBreak/>
         <w:t xml:space="preserve"> </w:t>
       </w:r>
-    </w:p>
-    <w:p>
-      <w:pPr>
-        <w:spacing w:line="360" w:lineRule="auto"/>
-        <w:jc w:val="both"/>
-      </w:pPr>
     </w:p>
     <w:p>
       <w:pPr>
@@ -9000,6 +8977,35 @@
     </w:p>
     <w:p>
       <w:pPr>
+        <w:pStyle w:val="text"/>
+        <w:spacing w:line="360" w:lineRule="auto"/>
+        <w:jc w:val="center"/>
+        <w:rPr>
+          <w:sz w:val="16"/>
+          <w:szCs w:val="16"/>
+        </w:rPr>
+      </w:pPr>
+      <w:r>
+        <w:rPr>
+          <w:b/>
+          <w:bCs/>
+          <w:sz w:val="18"/>
+          <w:szCs w:val="18"/>
+        </w:rPr>
+        <w:t xml:space="preserve">Figura </w:t>
+      </w:r>
+      <w:r>
+        <w:rPr>
+          <w:b/>
+          <w:bCs/>
+          <w:sz w:val="18"/>
+          <w:szCs w:val="18"/>
+        </w:rPr>
+        <w:t>3</w:t>
+      </w:r>
+    </w:p>
+    <w:p>
+      <w:pPr>
         <w:spacing w:line="360" w:lineRule="auto"/>
         <w:jc w:val="both"/>
         <w:rPr>
@@ -9053,27 +9059,7 @@
           <w:sz w:val="24"/>
           <w:szCs w:val="24"/>
         </w:rPr>
-        <w:t xml:space="preserve">Numéricos: como números inteiros ou decimais, representando quantidades como o número de ingressantes, permanência no curso, </w:t>
-      </w:r>
-      <w:proofErr w:type="gramStart"/>
-      <w:r>
-        <w:rPr>
-          <w:rFonts w:ascii="Arial" w:eastAsia="Arial" w:hAnsi="Arial" w:cs="Arial"/>
-          <w:color w:val="0D0D0D" w:themeColor="text1" w:themeTint="F2"/>
-          <w:sz w:val="24"/>
-          <w:szCs w:val="24"/>
-        </w:rPr>
-        <w:t>conclusões, etc.</w:t>
-      </w:r>
-      <w:proofErr w:type="gramEnd"/>
-      <w:r>
-        <w:rPr>
-          <w:rFonts w:ascii="Arial" w:eastAsia="Arial" w:hAnsi="Arial" w:cs="Arial"/>
-          <w:color w:val="0D0D0D" w:themeColor="text1" w:themeTint="F2"/>
-          <w:sz w:val="24"/>
-          <w:szCs w:val="24"/>
-        </w:rPr>
-        <w:t xml:space="preserve"> </w:t>
+        <w:t xml:space="preserve">Numéricos: como números inteiros ou decimais, representando quantidades como o número de ingressantes, permanência no curso, conclusões, etc. </w:t>
       </w:r>
     </w:p>
     <w:p>
@@ -9099,27 +9085,7 @@
           <w:sz w:val="24"/>
           <w:szCs w:val="24"/>
         </w:rPr>
-        <w:t xml:space="preserve">Categóricos: representando categorias como nome da Instituição, nome do curso de </w:t>
-      </w:r>
-      <w:proofErr w:type="gramStart"/>
-      <w:r>
-        <w:rPr>
-          <w:rFonts w:ascii="Arial" w:eastAsia="Arial" w:hAnsi="Arial" w:cs="Arial"/>
-          <w:color w:val="0D0D0D" w:themeColor="text1" w:themeTint="F2"/>
-          <w:sz w:val="24"/>
-          <w:szCs w:val="24"/>
-        </w:rPr>
-        <w:t>graduação, etc.</w:t>
-      </w:r>
-      <w:proofErr w:type="gramEnd"/>
-      <w:r>
-        <w:rPr>
-          <w:rFonts w:ascii="Arial" w:eastAsia="Arial" w:hAnsi="Arial" w:cs="Arial"/>
-          <w:color w:val="0D0D0D" w:themeColor="text1" w:themeTint="F2"/>
-          <w:sz w:val="24"/>
-          <w:szCs w:val="24"/>
-        </w:rPr>
-        <w:t xml:space="preserve"> </w:t>
+        <w:t xml:space="preserve">Categóricos: representando categorias como nome da Instituição, nome do curso de graduação, etc. </w:t>
       </w:r>
     </w:p>
     <w:p>
@@ -9198,6 +9164,35 @@
             </a:graphic>
           </wp:inline>
         </w:drawing>
+      </w:r>
+    </w:p>
+    <w:p>
+      <w:pPr>
+        <w:pStyle w:val="text"/>
+        <w:spacing w:line="360" w:lineRule="auto"/>
+        <w:jc w:val="center"/>
+        <w:rPr>
+          <w:sz w:val="16"/>
+          <w:szCs w:val="16"/>
+        </w:rPr>
+      </w:pPr>
+      <w:r>
+        <w:rPr>
+          <w:b/>
+          <w:bCs/>
+          <w:sz w:val="18"/>
+          <w:szCs w:val="18"/>
+        </w:rPr>
+        <w:t xml:space="preserve">Figura </w:t>
+      </w:r>
+      <w:r>
+        <w:rPr>
+          <w:b/>
+          <w:bCs/>
+          <w:sz w:val="18"/>
+          <w:szCs w:val="18"/>
+        </w:rPr>
+        <w:t>4</w:t>
       </w:r>
     </w:p>
     <w:p>
@@ -9248,6 +9243,35 @@
     </w:p>
     <w:p>
       <w:pPr>
+        <w:pStyle w:val="text"/>
+        <w:spacing w:line="360" w:lineRule="auto"/>
+        <w:jc w:val="center"/>
+        <w:rPr>
+          <w:sz w:val="16"/>
+          <w:szCs w:val="16"/>
+        </w:rPr>
+      </w:pPr>
+      <w:r>
+        <w:rPr>
+          <w:b/>
+          <w:bCs/>
+          <w:sz w:val="18"/>
+          <w:szCs w:val="18"/>
+        </w:rPr>
+        <w:t xml:space="preserve">Figura </w:t>
+      </w:r>
+      <w:r>
+        <w:rPr>
+          <w:b/>
+          <w:bCs/>
+          <w:sz w:val="18"/>
+          <w:szCs w:val="18"/>
+        </w:rPr>
+        <w:t>5</w:t>
+      </w:r>
+    </w:p>
+    <w:p>
+      <w:pPr>
         <w:spacing w:line="360" w:lineRule="auto"/>
         <w:rPr>
           <w:rFonts w:ascii="Arial" w:eastAsia="Arial" w:hAnsi="Arial" w:cs="Arial"/>
@@ -9506,6 +9530,7 @@
           <w:sz w:val="24"/>
           <w:szCs w:val="24"/>
         </w:rPr>
+        <w:lastRenderedPageBreak/>
         <w:t>Tipo: Numérico (inteiro)</w:t>
       </w:r>
     </w:p>
@@ -9520,7 +9545,6 @@
           <w:sz w:val="24"/>
           <w:szCs w:val="24"/>
         </w:rPr>
-        <w:lastRenderedPageBreak/>
         <w:t>Descrição: Número de estudantes que ingressaram no curso no ano de referência.</w:t>
       </w:r>
     </w:p>
@@ -9774,6 +9798,10 @@
     <w:p>
       <w:pPr>
         <w:spacing w:line="360" w:lineRule="auto"/>
+        <w:rPr>
+          <w:rFonts w:ascii="Arial" w:eastAsia="Arial" w:hAnsi="Arial" w:cs="Arial"/>
+          <w:color w:val="0D0D0D" w:themeColor="text1" w:themeTint="F2"/>
+        </w:rPr>
       </w:pPr>
       <w:r>
         <w:rPr>
@@ -9831,12 +9859,42 @@
     </w:p>
     <w:p>
       <w:pPr>
+        <w:pStyle w:val="text"/>
         <w:spacing w:line="360" w:lineRule="auto"/>
+        <w:jc w:val="center"/>
+        <w:rPr>
+          <w:sz w:val="16"/>
+          <w:szCs w:val="16"/>
+        </w:rPr>
+      </w:pPr>
+      <w:r>
+        <w:rPr>
+          <w:b/>
+          <w:bCs/>
+          <w:sz w:val="18"/>
+          <w:szCs w:val="18"/>
+        </w:rPr>
+        <w:t xml:space="preserve">Figura </w:t>
+      </w:r>
+      <w:r>
+        <w:rPr>
+          <w:b/>
+          <w:bCs/>
+          <w:sz w:val="18"/>
+          <w:szCs w:val="18"/>
+        </w:rPr>
+        <w:t>6</w:t>
+      </w:r>
+    </w:p>
+    <w:p>
+      <w:pPr>
+        <w:spacing w:line="360" w:lineRule="auto"/>
       </w:pPr>
       <w:r>
         <w:rPr>
           <w:noProof/>
         </w:rPr>
+        <w:lastRenderedPageBreak/>
         <w:drawing>
           <wp:inline distT="0" distB="0" distL="0" distR="0" wp14:anchorId="48324971" wp14:editId="3819C1C4">
             <wp:extent cx="5401525" cy="445047"/>
@@ -9882,15 +9940,31 @@
     </w:p>
     <w:p>
       <w:pPr>
+        <w:pStyle w:val="text"/>
         <w:spacing w:line="360" w:lineRule="auto"/>
-      </w:pPr>
-      <w:r>
-        <w:rPr>
-          <w:rFonts w:ascii="Arial" w:eastAsia="Arial" w:hAnsi="Arial" w:cs="Arial"/>
-          <w:color w:val="0D0D0D" w:themeColor="text1" w:themeTint="F2"/>
-        </w:rPr>
-        <w:lastRenderedPageBreak/>
-        <w:t xml:space="preserve"> </w:t>
+        <w:jc w:val="center"/>
+        <w:rPr>
+          <w:sz w:val="16"/>
+          <w:szCs w:val="16"/>
+        </w:rPr>
+      </w:pPr>
+      <w:r>
+        <w:rPr>
+          <w:b/>
+          <w:bCs/>
+          <w:sz w:val="18"/>
+          <w:szCs w:val="18"/>
+        </w:rPr>
+        <w:t xml:space="preserve">Figura </w:t>
+      </w:r>
+      <w:r>
+        <w:rPr>
+          <w:b/>
+          <w:bCs/>
+          <w:sz w:val="18"/>
+          <w:szCs w:val="18"/>
+        </w:rPr>
+        <w:t>7</w:t>
       </w:r>
     </w:p>
     <w:p>
@@ -10010,6 +10084,35 @@
     </w:p>
     <w:p>
       <w:pPr>
+        <w:pStyle w:val="text"/>
+        <w:spacing w:line="360" w:lineRule="auto"/>
+        <w:jc w:val="center"/>
+        <w:rPr>
+          <w:sz w:val="16"/>
+          <w:szCs w:val="16"/>
+        </w:rPr>
+      </w:pPr>
+      <w:r>
+        <w:rPr>
+          <w:b/>
+          <w:bCs/>
+          <w:sz w:val="18"/>
+          <w:szCs w:val="18"/>
+        </w:rPr>
+        <w:t xml:space="preserve">Figura </w:t>
+      </w:r>
+      <w:r>
+        <w:rPr>
+          <w:b/>
+          <w:bCs/>
+          <w:sz w:val="18"/>
+          <w:szCs w:val="18"/>
+        </w:rPr>
+        <w:t>8</w:t>
+      </w:r>
+    </w:p>
+    <w:p>
+      <w:pPr>
         <w:spacing w:line="360" w:lineRule="auto"/>
       </w:pPr>
       <w:r>
@@ -10061,16 +10164,31 @@
     </w:p>
     <w:p>
       <w:pPr>
+        <w:pStyle w:val="text"/>
         <w:spacing w:line="360" w:lineRule="auto"/>
-      </w:pPr>
-      <w:r>
-        <w:rPr>
-          <w:rFonts w:ascii="Arial" w:eastAsia="Arial" w:hAnsi="Arial" w:cs="Arial"/>
+        <w:jc w:val="center"/>
+        <w:rPr>
+          <w:sz w:val="20"/>
+          <w:szCs w:val="20"/>
+        </w:rPr>
+      </w:pPr>
+      <w:r>
+        <w:rPr>
           <w:b/>
           <w:bCs/>
-          <w:color w:val="0D0D0D" w:themeColor="text1" w:themeTint="F2"/>
-        </w:rPr>
-        <w:t xml:space="preserve"> </w:t>
+          <w:sz w:val="18"/>
+          <w:szCs w:val="18"/>
+        </w:rPr>
+        <w:t xml:space="preserve">Figura </w:t>
+      </w:r>
+      <w:r>
+        <w:rPr>
+          <w:b/>
+          <w:bCs/>
+          <w:sz w:val="18"/>
+          <w:szCs w:val="18"/>
+        </w:rPr>
+        <w:t>9</w:t>
       </w:r>
     </w:p>
     <w:p>
@@ -10176,15 +10294,37 @@
     </w:p>
     <w:p>
       <w:pPr>
+        <w:pStyle w:val="text"/>
         <w:spacing w:line="360" w:lineRule="auto"/>
-      </w:pPr>
-      <w:r>
-        <w:rPr>
-          <w:rFonts w:ascii="Arial" w:eastAsia="Arial" w:hAnsi="Arial" w:cs="Arial"/>
-          <w:color w:val="0D0D0D" w:themeColor="text1" w:themeTint="F2"/>
-        </w:rPr>
-        <w:t xml:space="preserve"> </w:t>
-      </w:r>
+        <w:jc w:val="center"/>
+        <w:rPr>
+          <w:sz w:val="16"/>
+          <w:szCs w:val="16"/>
+        </w:rPr>
+      </w:pPr>
+      <w:r>
+        <w:rPr>
+          <w:b/>
+          <w:bCs/>
+          <w:sz w:val="18"/>
+          <w:szCs w:val="18"/>
+        </w:rPr>
+        <w:t xml:space="preserve">Figura </w:t>
+      </w:r>
+      <w:r>
+        <w:rPr>
+          <w:b/>
+          <w:bCs/>
+          <w:sz w:val="18"/>
+          <w:szCs w:val="18"/>
+        </w:rPr>
+        <w:t>10</w:t>
+      </w:r>
+    </w:p>
+    <w:p>
+      <w:pPr>
+        <w:spacing w:line="360" w:lineRule="auto"/>
+      </w:pPr>
     </w:p>
     <w:p>
       <w:pPr>
@@ -10211,6 +10351,24 @@
         </w:rPr>
         <w:t xml:space="preserve"> O cálculo da taxa de retenção é uma etapa importante na análise dos indicadores de fluxo da educação superior. Nesse trecho, estamos calculando a taxa de retenção utilizando dados específicos de cada curso e ano de referência. A taxa de retenção é obtida somando a taxa de permanência no curso à taxa de conclusão, proporcionando uma visão abrangente do quanto os estudantes estão sendo retidos (Não desistentes) no curso ao longo do tempo.</w:t>
       </w:r>
+    </w:p>
+    <w:p>
+      <w:pPr>
+        <w:spacing w:line="360" w:lineRule="auto"/>
+        <w:jc w:val="both"/>
+        <w:rPr>
+          <w:noProof/>
+        </w:rPr>
+      </w:pPr>
+    </w:p>
+    <w:p>
+      <w:pPr>
+        <w:spacing w:line="360" w:lineRule="auto"/>
+        <w:jc w:val="both"/>
+        <w:rPr>
+          <w:noProof/>
+        </w:rPr>
+      </w:pPr>
     </w:p>
     <w:p>
       <w:pPr>
@@ -10267,8 +10425,43 @@
     </w:p>
     <w:p>
       <w:pPr>
+        <w:pStyle w:val="text"/>
+        <w:spacing w:line="360" w:lineRule="auto"/>
+        <w:jc w:val="center"/>
+        <w:rPr>
+          <w:sz w:val="16"/>
+          <w:szCs w:val="16"/>
+        </w:rPr>
+      </w:pPr>
+      <w:r>
+        <w:rPr>
+          <w:b/>
+          <w:bCs/>
+          <w:sz w:val="18"/>
+          <w:szCs w:val="18"/>
+        </w:rPr>
+        <w:t xml:space="preserve">Figura </w:t>
+      </w:r>
+      <w:r>
+        <w:rPr>
+          <w:b/>
+          <w:bCs/>
+          <w:sz w:val="18"/>
+          <w:szCs w:val="18"/>
+        </w:rPr>
+        <w:t>11</w:t>
+      </w:r>
+    </w:p>
+    <w:p>
+      <w:pPr>
         <w:spacing w:line="360" w:lineRule="auto"/>
         <w:jc w:val="both"/>
+        <w:rPr>
+          <w:rFonts w:ascii="Arial" w:eastAsia="Arial" w:hAnsi="Arial" w:cs="Arial"/>
+          <w:color w:val="0D0D0D" w:themeColor="text1" w:themeTint="F2"/>
+          <w:sz w:val="24"/>
+          <w:szCs w:val="24"/>
+        </w:rPr>
       </w:pPr>
       <w:r>
         <w:rPr>
@@ -10328,6 +10521,35 @@
     </w:p>
     <w:p>
       <w:pPr>
+        <w:pStyle w:val="text"/>
+        <w:spacing w:line="360" w:lineRule="auto"/>
+        <w:jc w:val="center"/>
+        <w:rPr>
+          <w:sz w:val="16"/>
+          <w:szCs w:val="16"/>
+        </w:rPr>
+      </w:pPr>
+      <w:r>
+        <w:rPr>
+          <w:b/>
+          <w:bCs/>
+          <w:sz w:val="18"/>
+          <w:szCs w:val="18"/>
+        </w:rPr>
+        <w:t>Figura 1</w:t>
+      </w:r>
+      <w:r>
+        <w:rPr>
+          <w:b/>
+          <w:bCs/>
+          <w:sz w:val="18"/>
+          <w:szCs w:val="18"/>
+        </w:rPr>
+        <w:t>2</w:t>
+      </w:r>
+    </w:p>
+    <w:p>
+      <w:pPr>
         <w:pStyle w:val="Tit"/>
         <w:spacing w:line="360" w:lineRule="auto"/>
         <w:ind w:firstLine="708"/>
@@ -10348,29 +10570,7 @@
           <w:sz w:val="24"/>
           <w:szCs w:val="24"/>
         </w:rPr>
-        <w:t xml:space="preserve">Nesta etapa tivemos foco em explorar melhor os metadados do </w:t>
-      </w:r>
-      <w:proofErr w:type="spellStart"/>
-      <w:r>
-        <w:rPr>
-          <w:b w:val="0"/>
-          <w:bCs w:val="0"/>
-          <w:color w:val="0D0D0D" w:themeColor="text1" w:themeTint="F2"/>
-          <w:sz w:val="24"/>
-          <w:szCs w:val="24"/>
-        </w:rPr>
-        <w:t>dataset</w:t>
-      </w:r>
-      <w:proofErr w:type="spellEnd"/>
-      <w:r>
-        <w:rPr>
-          <w:b w:val="0"/>
-          <w:bCs w:val="0"/>
-          <w:color w:val="0D0D0D" w:themeColor="text1" w:themeTint="F2"/>
-          <w:sz w:val="24"/>
-          <w:szCs w:val="24"/>
-        </w:rPr>
-        <w:t xml:space="preserve"> "Indicadores de Fluxo da Educação Superior", fornecidos pelo INEP, o recorte da base a ser utilizado, a origem e propriedade dos dados.</w:t>
+        <w:t>Nesta etapa tivemos foco em explorar melhor os metadados do dataset "Indicadores de Fluxo da Educação Superior", fornecidos pelo INEP, o recorte da base a ser utilizado, a origem e propriedade dos dados.</w:t>
       </w:r>
     </w:p>
     <w:p>
@@ -10438,9 +10638,8 @@
           <w:sz w:val="24"/>
           <w:szCs w:val="24"/>
         </w:rPr>
-        <w:t xml:space="preserve">dos campos para tipagens mais adequadas, remoção de campos </w:t>
-      </w:r>
-      <w:proofErr w:type="gramStart"/>
+        <w:t>dos campos para tipagens mais adequadas, remoção de campos nulos</w:t>
+      </w:r>
       <w:r>
         <w:rPr>
           <w:b w:val="0"/>
@@ -10448,7 +10647,7 @@
           <w:sz w:val="24"/>
           <w:szCs w:val="24"/>
         </w:rPr>
-        <w:t>nulos</w:t>
+        <w:t>,</w:t>
       </w:r>
       <w:r>
         <w:rPr>
@@ -10457,37 +10656,7 @@
           <w:sz w:val="24"/>
           <w:szCs w:val="24"/>
         </w:rPr>
-        <w:t>,</w:t>
-      </w:r>
-      <w:r>
-        <w:rPr>
-          <w:b w:val="0"/>
-          <w:bCs w:val="0"/>
-          <w:sz w:val="24"/>
-          <w:szCs w:val="24"/>
-        </w:rPr>
-        <w:t xml:space="preserve"> </w:t>
-      </w:r>
-      <w:proofErr w:type="spellStart"/>
-      <w:r>
-        <w:rPr>
-          <w:b w:val="0"/>
-          <w:bCs w:val="0"/>
-          <w:sz w:val="24"/>
-          <w:szCs w:val="24"/>
-        </w:rPr>
-        <w:t>etc</w:t>
-      </w:r>
-      <w:proofErr w:type="spellEnd"/>
-      <w:proofErr w:type="gramEnd"/>
-      <w:r>
-        <w:rPr>
-          <w:b w:val="0"/>
-          <w:bCs w:val="0"/>
-          <w:sz w:val="24"/>
-          <w:szCs w:val="24"/>
-        </w:rPr>
-        <w:t>)</w:t>
+        <w:t xml:space="preserve"> etc)</w:t>
       </w:r>
       <w:r>
         <w:rPr>
@@ -10629,6 +10798,35 @@
     </w:p>
     <w:p>
       <w:pPr>
+        <w:pStyle w:val="text"/>
+        <w:spacing w:line="360" w:lineRule="auto"/>
+        <w:jc w:val="center"/>
+        <w:rPr>
+          <w:sz w:val="16"/>
+          <w:szCs w:val="16"/>
+        </w:rPr>
+      </w:pPr>
+      <w:r>
+        <w:rPr>
+          <w:b/>
+          <w:bCs/>
+          <w:sz w:val="18"/>
+          <w:szCs w:val="18"/>
+        </w:rPr>
+        <w:t>Figura 1</w:t>
+      </w:r>
+      <w:r>
+        <w:rPr>
+          <w:b/>
+          <w:bCs/>
+          <w:sz w:val="18"/>
+          <w:szCs w:val="18"/>
+        </w:rPr>
+        <w:t>3</w:t>
+      </w:r>
+    </w:p>
+    <w:p>
+      <w:pPr>
         <w:pStyle w:val="Tit"/>
         <w:spacing w:line="360" w:lineRule="auto"/>
         <w:jc w:val="center"/>
@@ -10682,6 +10880,35 @@
             </a:graphic>
           </wp:inline>
         </w:drawing>
+      </w:r>
+    </w:p>
+    <w:p>
+      <w:pPr>
+        <w:pStyle w:val="text"/>
+        <w:spacing w:line="360" w:lineRule="auto"/>
+        <w:jc w:val="center"/>
+        <w:rPr>
+          <w:sz w:val="16"/>
+          <w:szCs w:val="16"/>
+        </w:rPr>
+      </w:pPr>
+      <w:r>
+        <w:rPr>
+          <w:b/>
+          <w:bCs/>
+          <w:sz w:val="18"/>
+          <w:szCs w:val="18"/>
+        </w:rPr>
+        <w:t>Figura 1</w:t>
+      </w:r>
+      <w:r>
+        <w:rPr>
+          <w:b/>
+          <w:bCs/>
+          <w:sz w:val="18"/>
+          <w:szCs w:val="18"/>
+        </w:rPr>
+        <w:t>4</w:t>
       </w:r>
     </w:p>
     <w:p>
@@ -10740,6 +10967,35 @@
             </a:graphic>
           </wp:inline>
         </w:drawing>
+      </w:r>
+    </w:p>
+    <w:p>
+      <w:pPr>
+        <w:pStyle w:val="text"/>
+        <w:spacing w:line="360" w:lineRule="auto"/>
+        <w:jc w:val="center"/>
+        <w:rPr>
+          <w:sz w:val="16"/>
+          <w:szCs w:val="16"/>
+        </w:rPr>
+      </w:pPr>
+      <w:r>
+        <w:rPr>
+          <w:b/>
+          <w:bCs/>
+          <w:sz w:val="18"/>
+          <w:szCs w:val="18"/>
+        </w:rPr>
+        <w:t>Figura 1</w:t>
+      </w:r>
+      <w:r>
+        <w:rPr>
+          <w:b/>
+          <w:bCs/>
+          <w:sz w:val="18"/>
+          <w:szCs w:val="18"/>
+        </w:rPr>
+        <w:t>5</w:t>
       </w:r>
     </w:p>
     <w:p>
@@ -10853,6 +11109,35 @@
     </w:p>
     <w:p>
       <w:pPr>
+        <w:pStyle w:val="text"/>
+        <w:spacing w:line="360" w:lineRule="auto"/>
+        <w:jc w:val="center"/>
+        <w:rPr>
+          <w:sz w:val="16"/>
+          <w:szCs w:val="16"/>
+        </w:rPr>
+      </w:pPr>
+      <w:r>
+        <w:rPr>
+          <w:b/>
+          <w:bCs/>
+          <w:sz w:val="18"/>
+          <w:szCs w:val="18"/>
+        </w:rPr>
+        <w:t>Figura 1</w:t>
+      </w:r>
+      <w:r>
+        <w:rPr>
+          <w:b/>
+          <w:bCs/>
+          <w:sz w:val="18"/>
+          <w:szCs w:val="18"/>
+        </w:rPr>
+        <w:t>6</w:t>
+      </w:r>
+    </w:p>
+    <w:p>
+      <w:pPr>
         <w:pStyle w:val="Tit"/>
       </w:pPr>
     </w:p>
@@ -10875,6 +11160,7 @@
           <w:sz w:val="24"/>
           <w:szCs w:val="24"/>
         </w:rPr>
+        <w:lastRenderedPageBreak/>
         <w:t>Porcentagem de concluintes em relação ao total de ingressantes para cada curso de graduação</w:t>
       </w:r>
       <w:r>
@@ -10894,7 +11180,6 @@
         <w:rPr>
           <w:noProof/>
         </w:rPr>
-        <w:lastRenderedPageBreak/>
         <w:drawing>
           <wp:inline distT="0" distB="0" distL="0" distR="0" wp14:anchorId="60B2EB7C" wp14:editId="2A8A8A0D">
             <wp:extent cx="4776082" cy="2180086"/>
@@ -10934,6 +11219,35 @@
     </w:p>
     <w:p>
       <w:pPr>
+        <w:pStyle w:val="text"/>
+        <w:spacing w:line="360" w:lineRule="auto"/>
+        <w:jc w:val="center"/>
+        <w:rPr>
+          <w:sz w:val="16"/>
+          <w:szCs w:val="16"/>
+        </w:rPr>
+      </w:pPr>
+      <w:r>
+        <w:rPr>
+          <w:b/>
+          <w:bCs/>
+          <w:sz w:val="18"/>
+          <w:szCs w:val="18"/>
+        </w:rPr>
+        <w:t>Figura 1</w:t>
+      </w:r>
+      <w:r>
+        <w:rPr>
+          <w:b/>
+          <w:bCs/>
+          <w:sz w:val="18"/>
+          <w:szCs w:val="18"/>
+        </w:rPr>
+        <w:t>7</w:t>
+      </w:r>
+    </w:p>
+    <w:p>
+      <w:pPr>
         <w:pStyle w:val="Tit"/>
         <w:jc w:val="center"/>
       </w:pPr>
@@ -10980,6 +11294,35 @@
     </w:p>
     <w:p>
       <w:pPr>
+        <w:pStyle w:val="text"/>
+        <w:spacing w:line="360" w:lineRule="auto"/>
+        <w:jc w:val="center"/>
+        <w:rPr>
+          <w:sz w:val="16"/>
+          <w:szCs w:val="16"/>
+        </w:rPr>
+      </w:pPr>
+      <w:r>
+        <w:rPr>
+          <w:b/>
+          <w:bCs/>
+          <w:sz w:val="18"/>
+          <w:szCs w:val="18"/>
+        </w:rPr>
+        <w:t>Figura 1</w:t>
+      </w:r>
+      <w:r>
+        <w:rPr>
+          <w:b/>
+          <w:bCs/>
+          <w:sz w:val="18"/>
+          <w:szCs w:val="18"/>
+        </w:rPr>
+        <w:t>8</w:t>
+      </w:r>
+    </w:p>
+    <w:p>
+      <w:pPr>
         <w:pStyle w:val="Tit"/>
         <w:jc w:val="center"/>
       </w:pPr>
@@ -10987,6 +11330,7 @@
         <w:rPr>
           <w:noProof/>
         </w:rPr>
+        <w:lastRenderedPageBreak/>
         <w:drawing>
           <wp:inline distT="0" distB="0" distL="0" distR="0" wp14:anchorId="63B36AD3" wp14:editId="7FCB3309">
             <wp:extent cx="5731510" cy="3074035"/>
@@ -11026,6 +11370,35 @@
     </w:p>
     <w:p>
       <w:pPr>
+        <w:pStyle w:val="text"/>
+        <w:spacing w:line="360" w:lineRule="auto"/>
+        <w:jc w:val="center"/>
+        <w:rPr>
+          <w:sz w:val="16"/>
+          <w:szCs w:val="16"/>
+        </w:rPr>
+      </w:pPr>
+      <w:r>
+        <w:rPr>
+          <w:b/>
+          <w:bCs/>
+          <w:sz w:val="18"/>
+          <w:szCs w:val="18"/>
+        </w:rPr>
+        <w:t>Figura 1</w:t>
+      </w:r>
+      <w:r>
+        <w:rPr>
+          <w:b/>
+          <w:bCs/>
+          <w:sz w:val="18"/>
+          <w:szCs w:val="18"/>
+        </w:rPr>
+        <w:t>9</w:t>
+      </w:r>
+    </w:p>
+    <w:p>
+      <w:pPr>
         <w:pStyle w:val="Tit"/>
       </w:pPr>
     </w:p>
@@ -11081,7 +11454,6 @@
           <w:sz w:val="24"/>
           <w:szCs w:val="24"/>
         </w:rPr>
-        <w:lastRenderedPageBreak/>
         <w:drawing>
           <wp:inline distT="0" distB="0" distL="0" distR="0" wp14:anchorId="3CB8B7E7" wp14:editId="3BFAA5AF">
             <wp:extent cx="5731510" cy="1945005"/>
@@ -11121,6 +11493,35 @@
     </w:p>
     <w:p>
       <w:pPr>
+        <w:pStyle w:val="text"/>
+        <w:spacing w:line="360" w:lineRule="auto"/>
+        <w:jc w:val="center"/>
+        <w:rPr>
+          <w:sz w:val="16"/>
+          <w:szCs w:val="16"/>
+        </w:rPr>
+      </w:pPr>
+      <w:r>
+        <w:rPr>
+          <w:b/>
+          <w:bCs/>
+          <w:sz w:val="18"/>
+          <w:szCs w:val="18"/>
+        </w:rPr>
+        <w:t xml:space="preserve">Figura </w:t>
+      </w:r>
+      <w:r>
+        <w:rPr>
+          <w:b/>
+          <w:bCs/>
+          <w:sz w:val="18"/>
+          <w:szCs w:val="18"/>
+        </w:rPr>
+        <w:t>20</w:t>
+      </w:r>
+    </w:p>
+    <w:p>
+      <w:pPr>
         <w:pStyle w:val="Tit"/>
         <w:spacing w:line="360" w:lineRule="auto"/>
         <w:jc w:val="both"/>
@@ -11135,6 +11536,7 @@
           <w:sz w:val="24"/>
           <w:szCs w:val="24"/>
         </w:rPr>
+        <w:lastRenderedPageBreak/>
         <w:drawing>
           <wp:inline distT="0" distB="0" distL="0" distR="0" wp14:anchorId="197CBC42" wp14:editId="2A6CB232">
             <wp:extent cx="5731510" cy="1972945"/>
@@ -11174,6 +11576,35 @@
     </w:p>
     <w:p>
       <w:pPr>
+        <w:pStyle w:val="text"/>
+        <w:spacing w:line="360" w:lineRule="auto"/>
+        <w:jc w:val="center"/>
+        <w:rPr>
+          <w:sz w:val="16"/>
+          <w:szCs w:val="16"/>
+        </w:rPr>
+      </w:pPr>
+      <w:r>
+        <w:rPr>
+          <w:b/>
+          <w:bCs/>
+          <w:sz w:val="18"/>
+          <w:szCs w:val="18"/>
+        </w:rPr>
+        <w:t xml:space="preserve">Figura </w:t>
+      </w:r>
+      <w:r>
+        <w:rPr>
+          <w:b/>
+          <w:bCs/>
+          <w:sz w:val="18"/>
+          <w:szCs w:val="18"/>
+        </w:rPr>
+        <w:t>21</w:t>
+      </w:r>
+    </w:p>
+    <w:p>
+      <w:pPr>
         <w:pStyle w:val="Tit"/>
         <w:spacing w:line="360" w:lineRule="auto"/>
         <w:jc w:val="both"/>
@@ -11227,6 +11658,44 @@
     </w:p>
     <w:p>
       <w:pPr>
+        <w:pStyle w:val="text"/>
+        <w:spacing w:line="360" w:lineRule="auto"/>
+        <w:jc w:val="center"/>
+        <w:rPr>
+          <w:sz w:val="16"/>
+          <w:szCs w:val="16"/>
+        </w:rPr>
+      </w:pPr>
+      <w:r>
+        <w:rPr>
+          <w:b/>
+          <w:bCs/>
+          <w:sz w:val="18"/>
+          <w:szCs w:val="18"/>
+        </w:rPr>
+        <w:t xml:space="preserve">Figura </w:t>
+      </w:r>
+      <w:r>
+        <w:rPr>
+          <w:b/>
+          <w:bCs/>
+          <w:sz w:val="18"/>
+          <w:szCs w:val="18"/>
+        </w:rPr>
+        <w:t>2</w:t>
+      </w:r>
+      <w:r>
+        <w:rPr>
+          <w:b/>
+          <w:bCs/>
+          <w:sz w:val="18"/>
+          <w:szCs w:val="18"/>
+        </w:rPr>
+        <w:t>2</w:t>
+      </w:r>
+    </w:p>
+    <w:p>
+      <w:pPr>
         <w:pStyle w:val="Tit"/>
       </w:pPr>
     </w:p>
@@ -11372,7 +11841,6 @@
           <w:sz w:val="24"/>
           <w:szCs w:val="24"/>
         </w:rPr>
-        <w:lastRenderedPageBreak/>
         <w:t>Educação</w:t>
       </w:r>
     </w:p>
@@ -11427,7 +11895,17 @@
           <w:sz w:val="24"/>
           <w:szCs w:val="24"/>
         </w:rPr>
-        <w:t>O objetivo do projeto é realizar uma análise a fim de identificar os cursos mais procurados, com maior retenção e taxa de conclusão na Universidade de São Paulo (USP), a fim de fornecer à instituição insights preditivos para a alocação eficiente de recursos nos cursos que tiverem maior retorno</w:t>
+        <w:t xml:space="preserve">O objetivo do projeto é realizar uma análise a fim de identificar os cursos mais procurados, com maior retenção e taxa de conclusão na Universidade de São Paulo </w:t>
+      </w:r>
+      <w:r>
+        <w:rPr>
+          <w:b w:val="0"/>
+          <w:bCs w:val="0"/>
+          <w:sz w:val="24"/>
+          <w:szCs w:val="24"/>
+        </w:rPr>
+        <w:lastRenderedPageBreak/>
+        <w:t>(USP), a fim de fornecer à instituição insights preditivos para a alocação eficiente de recursos nos cursos que tiverem maior retorno</w:t>
       </w:r>
       <w:r>
         <w:rPr>
